--- a/shablonlar/chora/hayfsan_davomat.docx
+++ b/shablonlar/chora/hayfsan_davomat.docx
@@ -2131,7 +2131,7 @@
           <w:iCs/>
           <w:lang w:val="uz-Cyrl-UZ"/>
         </w:rPr>
-        <w:t xml:space="preserve">-bandi, 2025-yil 14-oktabrdagi “Jahon iqtisodiyoti va diplomatiya universitetining Odob-axloq Kodeksi, Ichki tartib-qoidalari (ichki mehnat tartibi), “Odob-axloq komissiyasi to‘g‘risida”gi Nizom va tarkibini tasdiqlash to‘g‘risida”gi 256-UM-sonli buyruq, dekan Farmoyishi,kurs koordinatori {{KOORDINATORLAR_NING}} bildirishnomasi</w:t>
+        <w:t xml:space="preserve">-bandi, 2025-yil 14-oktabrdagi “Jahon iqtisodiyoti va diplomatiya universitetining Odob-axloq Kodeksi, Ichki tartib-qoidalari (ichki mehnat tartibi), “Odob-axloq komissiyasi to‘g‘risida”gi Nizom va tarkibini tasdiqlash to‘g‘risida”gi 256-UM-sonli buyruq, {{ASOS}}, </w:t>
       </w:r>
       <w:r>
         <w:rPr>
@@ -2195,7 +2195,7 @@
           <w:iCs/>
           <w:lang w:val="uz-Cyrl-UZ"/>
         </w:rPr>
-        <w:t xml:space="preserve">,</w:t>
+        <w:t xml:space="preserve"/>
       </w:r>
       <w:r>
         <w:rPr>
@@ -2203,7 +2203,7 @@
           <w:iCs/>
           <w:lang w:val="uz-Cyrl-UZ"/>
         </w:rPr>
-        <w:t xml:space="preserve"> Talabaning darslarga kelmayotganiligi to‘g‘risidagi dalolatnoma, talabaning </w:t>
+        <w:t xml:space="preserve">Talabaning darslarga kelmayotganiligi to‘g‘risidagi dalolatnoma, talabaning </w:t>
       </w:r>
       <w:r>
         <w:rPr>
